--- a/VDCS.docx
+++ b/VDCS.docx
@@ -20,16 +20,7 @@
           <w:szCs w:val="32"/>
           <w:lang w:val="vi-VN" w:eastAsia="vi-VN"/>
         </w:rPr>
-        <w:t xml:space="preserve">PHẦN 1. Phân </w:t>
-      </w:r>
-      <w:r>
-        <w:rPr>
-          <w:rFonts w:ascii="Times New Roman" w:eastAsia="Times New Roman" w:hAnsi="Times New Roman" w:cs="Times New Roman"/>
-          <w:sz w:val="32"/>
-          <w:szCs w:val="32"/>
-          <w:lang w:val="vi-VN" w:eastAsia="vi-VN"/>
-        </w:rPr>
-        <w:t>tích:</w:t>
+        <w:t>PHẦN 1. Phân tích:</w:t>
       </w:r>
     </w:p>
     <w:p>
@@ -98,16 +89,7 @@
           <w:szCs w:val="32"/>
           <w:lang w:val="vi-VN" w:eastAsia="vi-VN"/>
         </w:rPr>
-        <w:t xml:space="preserve">PHẦN 2. Phân </w:t>
-      </w:r>
-      <w:r>
-        <w:rPr>
-          <w:rFonts w:ascii="Times New Roman" w:eastAsia="Times New Roman" w:hAnsi="Times New Roman" w:cs="Times New Roman"/>
-          <w:sz w:val="32"/>
-          <w:szCs w:val="32"/>
-          <w:lang w:val="vi-VN" w:eastAsia="vi-VN"/>
-        </w:rPr>
-        <w:t>rã:</w:t>
+        <w:t>PHẦN 2. Phân rã:</w:t>
       </w:r>
     </w:p>
     <w:p>
@@ -127,25 +109,7 @@
           <w:szCs w:val="32"/>
           <w:lang w:val="vi-VN" w:eastAsia="vi-VN"/>
         </w:rPr>
-        <w:t xml:space="preserve">S1 – Tìm khách </w:t>
-      </w:r>
-      <w:r>
-        <w:rPr>
-          <w:rFonts w:ascii="Times New Roman" w:eastAsia="Times New Roman" w:hAnsi="Times New Roman" w:cs="Times New Roman"/>
-          <w:sz w:val="32"/>
-          <w:szCs w:val="32"/>
-          <w:lang w:val="vi-VN" w:eastAsia="vi-VN"/>
-        </w:rPr>
-        <w:t xml:space="preserve">ghép: </w:t>
-      </w:r>
-      <w:r>
-        <w:rPr>
-          <w:rFonts w:ascii="Times New Roman" w:eastAsia="Times New Roman" w:hAnsi="Times New Roman" w:cs="Times New Roman"/>
-          <w:sz w:val="32"/>
-          <w:szCs w:val="32"/>
-          <w:lang w:val="vi-VN" w:eastAsia="vi-VN"/>
-        </w:rPr>
-        <w:t>Là một khách hàng, tôi muốn hệ thống tìm khách đi cùng tuyến trong tối đa 5 phút, để tôi có thể đi chung và tiết kiệm chi phí.</w:t>
+        <w:t>S1 – Tìm khách ghép: Là một khách hàng, tôi muốn hệ thống tìm khách đi cùng tuyến trong tối đa 5 phút, để tôi có thể đi chung và tiết kiệm chi phí.</w:t>
       </w:r>
     </w:p>
     <w:p>
@@ -165,16 +129,7 @@
           <w:szCs w:val="32"/>
           <w:lang w:val="vi-VN" w:eastAsia="vi-VN"/>
         </w:rPr>
-        <w:t>Lí do</w:t>
-      </w:r>
-      <w:r>
-        <w:rPr>
-          <w:rFonts w:ascii="Times New Roman" w:eastAsia="Times New Roman" w:hAnsi="Times New Roman" w:cs="Times New Roman"/>
-          <w:sz w:val="32"/>
-          <w:szCs w:val="32"/>
-          <w:lang w:val="vi-VN" w:eastAsia="vi-VN"/>
-        </w:rPr>
-        <w:t>: Story chỉ tập trung vào việc tìm khách ghép trong thời gian quy định.</w:t>
+        <w:t>Lí do: Story chỉ tập trung vào việc tìm khách ghép trong thời gian quy định.</w:t>
       </w:r>
     </w:p>
     <w:p>
@@ -194,25 +149,7 @@
           <w:szCs w:val="32"/>
           <w:lang w:val="vi-VN" w:eastAsia="vi-VN"/>
         </w:rPr>
-        <w:t xml:space="preserve">S2 – Giới hạn số lượng </w:t>
-      </w:r>
-      <w:r>
-        <w:rPr>
-          <w:rFonts w:ascii="Times New Roman" w:eastAsia="Times New Roman" w:hAnsi="Times New Roman" w:cs="Times New Roman"/>
-          <w:sz w:val="32"/>
-          <w:szCs w:val="32"/>
-          <w:lang w:val="vi-VN" w:eastAsia="vi-VN"/>
-        </w:rPr>
-        <w:t>khách: L</w:t>
-      </w:r>
-      <w:r>
-        <w:rPr>
-          <w:rFonts w:ascii="Times New Roman" w:eastAsia="Times New Roman" w:hAnsi="Times New Roman" w:cs="Times New Roman"/>
-          <w:sz w:val="32"/>
-          <w:szCs w:val="32"/>
-          <w:lang w:val="vi-VN" w:eastAsia="vi-VN"/>
-        </w:rPr>
-        <w:t>à một khách hàng, tôi muốn chuyến ghép chỉ nhận tối đa 3 khách, để đảm bảo chuyến đi không vượt quá số lượng quy định.</w:t>
+        <w:t>S2 – Giới hạn số lượng khách: Là một khách hàng, tôi muốn chuyến ghép chỉ nhận tối đa 3 khách, để đảm bảo chuyến đi không vượt quá số lượng quy định.</w:t>
       </w:r>
     </w:p>
     <w:p>
@@ -232,16 +169,7 @@
           <w:szCs w:val="32"/>
           <w:lang w:val="vi-VN" w:eastAsia="vi-VN"/>
         </w:rPr>
-        <w:t>Lí do</w:t>
-      </w:r>
-      <w:r>
-        <w:rPr>
-          <w:rFonts w:ascii="Times New Roman" w:eastAsia="Times New Roman" w:hAnsi="Times New Roman" w:cs="Times New Roman"/>
-          <w:sz w:val="32"/>
-          <w:szCs w:val="32"/>
-          <w:lang w:val="vi-VN" w:eastAsia="vi-VN"/>
-        </w:rPr>
-        <w:t>: Story chỉ tập trung vào việc kiểm soát số lượng khách trong chuyến ghép.</w:t>
+        <w:t>Lí do: Story chỉ tập trung vào việc kiểm soát số lượng khách trong chuyến ghép.</w:t>
       </w:r>
     </w:p>
     <w:p>
@@ -261,25 +189,7 @@
           <w:szCs w:val="32"/>
           <w:lang w:val="vi-VN" w:eastAsia="vi-VN"/>
         </w:rPr>
-        <w:t xml:space="preserve">S3 – Xử lý khi không tìm được khách </w:t>
-      </w:r>
-      <w:r>
-        <w:rPr>
-          <w:rFonts w:ascii="Times New Roman" w:eastAsia="Times New Roman" w:hAnsi="Times New Roman" w:cs="Times New Roman"/>
-          <w:sz w:val="32"/>
-          <w:szCs w:val="32"/>
-          <w:lang w:val="vi-VN" w:eastAsia="vi-VN"/>
-        </w:rPr>
-        <w:t xml:space="preserve">ghép: </w:t>
-      </w:r>
-      <w:r>
-        <w:rPr>
-          <w:rFonts w:ascii="Times New Roman" w:eastAsia="Times New Roman" w:hAnsi="Times New Roman" w:cs="Times New Roman"/>
-          <w:sz w:val="32"/>
-          <w:szCs w:val="32"/>
-          <w:lang w:val="vi-VN" w:eastAsia="vi-VN"/>
-        </w:rPr>
-        <w:t>Là một khách hàng, tôi muốn được chọn đi riêng với giá thường hoặc hủy miễn phí nếu quá 5 phút không tìm được khách ghép, để tôi chủ động quyết định chuyến đi của mình.</w:t>
+        <w:t>S3 – Xử lý khi không tìm được khách ghép: Là một khách hàng, tôi muốn được chọn đi riêng với giá thường hoặc hủy miễn phí nếu quá 5 phút không tìm được khách ghép, để tôi chủ động quyết định chuyến đi của mình.</w:t>
       </w:r>
     </w:p>
     <w:p>
@@ -299,16 +209,7 @@
           <w:szCs w:val="32"/>
           <w:lang w:val="vi-VN" w:eastAsia="vi-VN"/>
         </w:rPr>
-        <w:t>Lí do</w:t>
-      </w:r>
-      <w:r>
-        <w:rPr>
-          <w:rFonts w:ascii="Times New Roman" w:eastAsia="Times New Roman" w:hAnsi="Times New Roman" w:cs="Times New Roman"/>
-          <w:sz w:val="32"/>
-          <w:szCs w:val="32"/>
-          <w:lang w:val="vi-VN" w:eastAsia="vi-VN"/>
-        </w:rPr>
-        <w:t>: Story chỉ tập trung vào hai lựa chọn khi không tìm được khách ghép đúng thời hạn.</w:t>
+        <w:t>Lí do: Story chỉ tập trung vào hai lựa chọn khi không tìm được khách ghép đúng thời hạn.</w:t>
       </w:r>
     </w:p>
     <w:p>
@@ -329,209 +230,11 @@
           <w:szCs w:val="32"/>
           <w:lang w:val="vi-VN" w:eastAsia="vi-VN"/>
         </w:rPr>
-        <w:t xml:space="preserve">PHẦN 3. </w:t>
-      </w:r>
-      <w:r>
-        <w:rPr>
-          <w:rFonts w:ascii="Times New Roman" w:eastAsia="Times New Roman" w:hAnsi="Times New Roman" w:cs="Times New Roman"/>
-          <w:sz w:val="32"/>
-          <w:szCs w:val="32"/>
-          <w:lang w:val="vi-VN" w:eastAsia="vi-VN"/>
-        </w:rPr>
-        <w:t>Nghiệm thu:</w:t>
-      </w:r>
-      <w:bookmarkStart w:id="0" w:name="_GoBack"/>
-      <w:bookmarkEnd w:id="0"/>
-    </w:p>
-    <w:p>
-      <w:pPr>
-        <w:spacing w:before="100" w:beforeAutospacing="1" w:after="100" w:afterAutospacing="1" w:line="240" w:lineRule="auto"/>
-        <w:outlineLvl w:val="2"/>
-        <w:rPr>
-          <w:rFonts w:ascii="Times New Roman" w:eastAsia="Times New Roman" w:hAnsi="Times New Roman" w:cs="Times New Roman"/>
-          <w:sz w:val="32"/>
-          <w:szCs w:val="32"/>
-          <w:lang w:val="vi-VN" w:eastAsia="vi-VN"/>
-        </w:rPr>
-      </w:pPr>
-      <w:r>
-        <w:rPr>
-          <w:rFonts w:ascii="Times New Roman" w:eastAsia="Times New Roman" w:hAnsi="Times New Roman" w:cs="Times New Roman"/>
-          <w:sz w:val="32"/>
-          <w:szCs w:val="32"/>
-          <w:lang w:val="vi-VN" w:eastAsia="vi-VN"/>
-        </w:rPr>
-        <w:t>Kịch bản 1: Tìm được khách ghép trong 5 phút</w:t>
+        <w:t>PHẦN 3. Nghiệm thu:</w:t>
       </w:r>
     </w:p>
     <w:p>
       <w:pPr>
-        <w:numPr>
-          <w:ilvl w:val="0"/>
-          <w:numId w:val="2"/>
-        </w:numPr>
-        <w:spacing w:before="100" w:beforeAutospacing="1" w:after="100" w:afterAutospacing="1" w:line="240" w:lineRule="auto"/>
-        <w:rPr>
-          <w:rFonts w:ascii="Times New Roman" w:eastAsia="Times New Roman" w:hAnsi="Times New Roman" w:cs="Times New Roman"/>
-          <w:sz w:val="32"/>
-          <w:szCs w:val="32"/>
-          <w:lang w:val="vi-VN" w:eastAsia="vi-VN"/>
-        </w:rPr>
-      </w:pPr>
-      <w:r>
-        <w:rPr>
-          <w:rFonts w:ascii="Times New Roman" w:eastAsia="Times New Roman" w:hAnsi="Times New Roman" w:cs="Times New Roman"/>
-          <w:sz w:val="32"/>
-          <w:szCs w:val="32"/>
-          <w:lang w:val="vi-VN" w:eastAsia="vi-VN"/>
-        </w:rPr>
-        <w:t>Given: Khách hàng đã đặt chuyến ghép và chuyến chưa đủ 3 khách.</w:t>
-      </w:r>
-    </w:p>
-    <w:p>
-      <w:pPr>
-        <w:numPr>
-          <w:ilvl w:val="0"/>
-          <w:numId w:val="2"/>
-        </w:numPr>
-        <w:spacing w:before="100" w:beforeAutospacing="1" w:after="100" w:afterAutospacing="1" w:line="240" w:lineRule="auto"/>
-        <w:rPr>
-          <w:rFonts w:ascii="Times New Roman" w:eastAsia="Times New Roman" w:hAnsi="Times New Roman" w:cs="Times New Roman"/>
-          <w:sz w:val="32"/>
-          <w:szCs w:val="32"/>
-          <w:lang w:val="vi-VN" w:eastAsia="vi-VN"/>
-        </w:rPr>
-      </w:pPr>
-      <w:r>
-        <w:rPr>
-          <w:rFonts w:ascii="Times New Roman" w:eastAsia="Times New Roman" w:hAnsi="Times New Roman" w:cs="Times New Roman"/>
-          <w:sz w:val="32"/>
-          <w:szCs w:val="32"/>
-          <w:lang w:val="vi-VN" w:eastAsia="vi-VN"/>
-        </w:rPr>
-        <w:t>When: Hệ thống tìm được khách cùng tuyến trong vòng 5 phút.</w:t>
-      </w:r>
-    </w:p>
-    <w:p>
-      <w:pPr>
-        <w:numPr>
-          <w:ilvl w:val="0"/>
-          <w:numId w:val="2"/>
-        </w:numPr>
-        <w:spacing w:before="100" w:beforeAutospacing="1" w:after="100" w:afterAutospacing="1" w:line="240" w:lineRule="auto"/>
-        <w:rPr>
-          <w:rFonts w:ascii="Times New Roman" w:eastAsia="Times New Roman" w:hAnsi="Times New Roman" w:cs="Times New Roman"/>
-          <w:sz w:val="32"/>
-          <w:szCs w:val="32"/>
-          <w:lang w:val="vi-VN" w:eastAsia="vi-VN"/>
-        </w:rPr>
-      </w:pPr>
-      <w:r>
-        <w:rPr>
-          <w:rFonts w:ascii="Times New Roman" w:eastAsia="Times New Roman" w:hAnsi="Times New Roman" w:cs="Times New Roman"/>
-          <w:sz w:val="32"/>
-          <w:szCs w:val="32"/>
-          <w:lang w:val="vi-VN" w:eastAsia="vi-VN"/>
-        </w:rPr>
-        <w:t>Then: Hệ thống ghép khách vào chuyến nếu tổng số khách không vượt quá 3.</w:t>
-      </w:r>
-    </w:p>
-    <w:p>
-      <w:pPr>
-        <w:spacing w:before="100" w:beforeAutospacing="1" w:after="100" w:afterAutospacing="1" w:line="240" w:lineRule="auto"/>
-        <w:outlineLvl w:val="2"/>
-        <w:rPr>
-          <w:rFonts w:ascii="Times New Roman" w:eastAsia="Times New Roman" w:hAnsi="Times New Roman" w:cs="Times New Roman"/>
-          <w:sz w:val="32"/>
-          <w:szCs w:val="32"/>
-          <w:lang w:val="vi-VN" w:eastAsia="vi-VN"/>
-        </w:rPr>
-      </w:pPr>
-      <w:r>
-        <w:rPr>
-          <w:rFonts w:ascii="Times New Roman" w:eastAsia="Times New Roman" w:hAnsi="Times New Roman" w:cs="Times New Roman"/>
-          <w:sz w:val="32"/>
-          <w:szCs w:val="32"/>
-          <w:lang w:val="vi-VN" w:eastAsia="vi-VN"/>
-        </w:rPr>
-        <w:lastRenderedPageBreak/>
-        <w:t>Kịch bản 2: Quá 5 phút không tìm được khách ghép</w:t>
-      </w:r>
-    </w:p>
-    <w:p>
-      <w:pPr>
-        <w:numPr>
-          <w:ilvl w:val="0"/>
-          <w:numId w:val="3"/>
-        </w:numPr>
-        <w:spacing w:before="100" w:beforeAutospacing="1" w:after="100" w:afterAutospacing="1" w:line="240" w:lineRule="auto"/>
-        <w:rPr>
-          <w:rFonts w:ascii="Times New Roman" w:eastAsia="Times New Roman" w:hAnsi="Times New Roman" w:cs="Times New Roman"/>
-          <w:sz w:val="32"/>
-          <w:szCs w:val="32"/>
-          <w:lang w:val="vi-VN" w:eastAsia="vi-VN"/>
-        </w:rPr>
-      </w:pPr>
-      <w:r>
-        <w:rPr>
-          <w:rFonts w:ascii="Times New Roman" w:eastAsia="Times New Roman" w:hAnsi="Times New Roman" w:cs="Times New Roman"/>
-          <w:sz w:val="32"/>
-          <w:szCs w:val="32"/>
-          <w:lang w:val="vi-VN" w:eastAsia="vi-VN"/>
-        </w:rPr>
-        <w:t>Given: Khách hàng đã đặt chuyến ghép nhưng chưa tìm được khách đi cùng.</w:t>
-      </w:r>
-    </w:p>
-    <w:p>
-      <w:pPr>
-        <w:numPr>
-          <w:ilvl w:val="0"/>
-          <w:numId w:val="3"/>
-        </w:numPr>
-        <w:spacing w:before="100" w:beforeAutospacing="1" w:after="100" w:afterAutospacing="1" w:line="240" w:lineRule="auto"/>
-        <w:rPr>
-          <w:rFonts w:ascii="Times New Roman" w:eastAsia="Times New Roman" w:hAnsi="Times New Roman" w:cs="Times New Roman"/>
-          <w:sz w:val="32"/>
-          <w:szCs w:val="32"/>
-          <w:lang w:val="vi-VN" w:eastAsia="vi-VN"/>
-        </w:rPr>
-      </w:pPr>
-      <w:r>
-        <w:rPr>
-          <w:rFonts w:ascii="Times New Roman" w:eastAsia="Times New Roman" w:hAnsi="Times New Roman" w:cs="Times New Roman"/>
-          <w:sz w:val="32"/>
-          <w:szCs w:val="32"/>
-          <w:lang w:val="vi-VN" w:eastAsia="vi-VN"/>
-        </w:rPr>
-        <w:t>When: Thời gian tìm kiếm vượt quá 5 phút mà vẫn không có khách ghép phù hợp.</w:t>
-      </w:r>
-    </w:p>
-    <w:p>
-      <w:pPr>
-        <w:numPr>
-          <w:ilvl w:val="0"/>
-          <w:numId w:val="3"/>
-        </w:numPr>
-        <w:spacing w:before="100" w:beforeAutospacing="1" w:after="100" w:afterAutospacing="1" w:line="240" w:lineRule="auto"/>
-        <w:rPr>
-          <w:rFonts w:ascii="Times New Roman" w:eastAsia="Times New Roman" w:hAnsi="Times New Roman" w:cs="Times New Roman"/>
-          <w:sz w:val="32"/>
-          <w:szCs w:val="32"/>
-          <w:lang w:val="vi-VN" w:eastAsia="vi-VN"/>
-        </w:rPr>
-      </w:pPr>
-      <w:r>
-        <w:rPr>
-          <w:rFonts w:ascii="Times New Roman" w:eastAsia="Times New Roman" w:hAnsi="Times New Roman" w:cs="Times New Roman"/>
-          <w:sz w:val="32"/>
-          <w:szCs w:val="32"/>
-          <w:lang w:val="vi-VN" w:eastAsia="vi-VN"/>
-        </w:rPr>
-        <w:t>Then: Hệ thống thông báo không tìm được khách ghép và cho phép khách chọn đi riêng với giá thường hoặc hủy chuyến miễn phí.</w:t>
-      </w:r>
-    </w:p>
-    <w:p>
-      <w:pPr>
         <w:rPr>
           <w:rFonts w:ascii="Times New Roman" w:hAnsi="Times New Roman" w:cs="Times New Roman"/>
           <w:sz w:val="32"/>
@@ -539,6 +242,8 @@
           <w:lang w:val="vi-VN"/>
         </w:rPr>
       </w:pPr>
+      <w:bookmarkStart w:id="0" w:name="_GoBack"/>
+      <w:bookmarkEnd w:id="0"/>
     </w:p>
     <w:sectPr>
       <w:pgSz w:w="11906" w:h="16838"/>
